--- a/《财务AI智能体：数据分析与可视化》/项目12 工作流编排多智能体协作与前沿应用_修订稿V1.docx
+++ b/《财务AI智能体：数据分析与可视化》/项目12 工作流编排多智能体协作与前沿应用_修订稿V1.docx
@@ -15903,7 +15903,7 @@
           <w:rFonts w:ascii="Times New Roman" w:hAnsi="Times New Roman" w:eastAsia="微软雅黑"/>
           <w:sz w:val="24"/>
         </w:rPr>
-        <w:t>条件节点解决“根据数据情况走不同处理路径”的问题，例如：费用总额超过上月20%时生成异常提示报告，否则生成标准报告——这样同一个工作流能根据实际数据情况产出不同的结果，而不是每次都走固定路径。循环节点解决“对多个数据项重复执行同样操作”的问题，例如：有8个门店的数据文件，对每个门店文件分别执行“读取→计算→生成报告”的流程，最终得到8份门店报告——不需要手动触发8次，循环节点负责控制遍历。</w:t>
+        <w:t xml:space="preserve">条件节点解决“根据数据情况走不同处理路径”的问题，例如：费用总额超过上月20%时生成异常提示报告，否则生成标准报告——这样同一个工作流能根据实际数据情况产出不同的结果，而不是每次都走固定路径。循环节点解决“对多个数据项重复执行同样操作”的问题，例如：有12个门店的数据文件，对每个门店文件分别执行“读取→计算→生成报告”的流程，最终得到12份门店报告——不需要手动触发12次，循环节点负责控制遍历。</w:t>
       </w:r>
     </w:p>
     <w:p>
@@ -16001,7 +16001,7 @@
           <w:rFonts w:ascii="Times New Roman" w:hAnsi="Times New Roman" w:eastAsia="微软雅黑"/>
           <w:sz w:val="24"/>
         </w:rPr>
-        <w:t>开始节点：输入参数为8个门店数据文件的列表和行业平均指标</w:t>
+        <w:t xml:space="preserve">开始节点：输入参数为12个门店数据文件的列表和行业平均指标</w:t>
       </w:r>
     </w:p>
     <w:p>
